--- a/Fundamentos-de-la-Nube/Tarea-1.2-TI-en-Instituto/entrega/fci_t1.2_lopez_nunez.docx
+++ b/Fundamentos-de-la-Nube/Tarea-1.2-TI-en-Instituto/entrega/fci_t1.2_lopez_nunez.docx
@@ -4088,7 +4088,7 @@
         <w:pStyle w:val="Cuerpodetexto"/>
       </w:pPr>
       <w:r>
-        <w:t>La Fig. 1 muestra el diseño simplificado de la red, que tiene tres partes.</w:t>
+        <w:t>La Fig. 1 muestra el diseño simplificado de la red. Lo he hecho con draw.io (diagrams.net), usando sus bibliotecas de iconos oficiales de AWS y de red. El diseño tiene tres partes.</w:t>
       </w:r>
     </w:p>
     <w:p>
@@ -4108,7 +4108,7 @@
       <w:r>
         <w:drawing>
           <wp:inline xmlns:a="http://schemas.openxmlformats.org/drawingml/2006/main" xmlns:pic="http://schemas.openxmlformats.org/drawingml/2006/picture">
-            <wp:extent cx="5940000" cy="4270860"/>
+            <wp:extent cx="5940000" cy="4453187"/>
             <wp:docPr id="1" name="Picture 1"/>
             <wp:cNvGraphicFramePr>
               <a:graphicFrameLocks noChangeAspect="1"/>
@@ -4129,7 +4129,7 @@
                   <pic:spPr>
                     <a:xfrm>
                       <a:off x="0" y="0"/>
-                      <a:ext cx="5940000" cy="4270860"/>
+                      <a:ext cx="5940000" cy="4453187"/>
                     </a:xfrm>
                     <a:prstGeom prst="rect"/>
                   </pic:spPr>
@@ -4261,7 +4261,7 @@
         <w:jc w:val="left"/>
       </w:pPr>
       <w:r>
-        <w:t>[1] INCIBE, "Cloud computing: una guía de aproximación para el empresario," 2017. https://www.incibe.es/sites/default/files/contenidos/guias/doc/guia-cloud-computing_0.pdf (último acceso 26/10/2026).</w:t>
+        <w:t>[1] A. T. Velte, T. J. Velte y R. Elsenpeter, Cloud Computing: A Practical Approach. McGraw-Hill, 2010.</w:t>
       </w:r>
     </w:p>
     <w:p>
@@ -4271,7 +4271,7 @@
         <w:jc w:val="left"/>
       </w:pPr>
       <w:r>
-        <w:t>[2] Amazon Web Services, "Documentación de AWS." https://docs.aws.amazon.com/es_es/ (último acceso 26/10/2026).</w:t>
+        <w:t>[2] S. Maarek y J. Amengual, AWS Certified Cloud Practitioner, 2025. https://blockstellart.com/wp-content/uploads/2025/01/AWS-Certified-Cloud-Practitioner-v4.pdf (último acceso 26/10/2026).</w:t>
       </w:r>
     </w:p>
     <w:p>
@@ -4281,7 +4281,7 @@
         <w:jc w:val="left"/>
       </w:pPr>
       <w:r>
-        <w:t>[3] Amazon Web Services, "¿Qué es Amazon VPC?" https://docs.aws.amazon.com/es_es/vpc/latest/userguide/what-is-amazon-vpc.html (último acceso 26/10/2026).</w:t>
+        <w:t>[3] INCIBE, "Cloud computing: una guía de aproximación para el empresario," 2017. https://www.incibe.es/sites/default/files/contenidos/guias/doc/guia-cloud-computing_0.pdf (último acceso 26/10/2026).</w:t>
       </w:r>
     </w:p>
     <w:p>
@@ -4291,7 +4291,7 @@
         <w:jc w:val="left"/>
       </w:pPr>
       <w:r>
-        <w:t>[4] Amazon Web Services, "AWS Pricing Calculator." https://calculator.aws/ (último acceso 26/10/2026).</w:t>
+        <w:t>[4] AUTELSI, "Conectividad: estrategia de adopción de las soluciones en la nube," 2024. https://www.autelsi.es/pdfs/seminarios/conectividad2024/Conectividad_y_estrategia_de_adopcion_de_las_soluciones_en_la_nube.pdf (último acceso 26/10/2026).</w:t>
       </w:r>
     </w:p>
     <w:p>
@@ -4301,7 +4301,47 @@
         <w:jc w:val="left"/>
       </w:pPr>
       <w:r>
-        <w:t>[5] Oracle Cloud Infrastructure, "Redes virtuales en la nube (VCN)." https://www.oracle.com/es/cloud/networking/virtual-cloud-network/ (último acceso 26/10/2026).</w:t>
+        <w:t>[5] Amazon Web Services, "Documentación de AWS." https://docs.aws.amazon.com/es_es/ (último acceso 26/10/2026).</w:t>
+      </w:r>
+    </w:p>
+    <w:p>
+      <w:pPr>
+        <w:pStyle w:val="Cuerpodetexto"/>
+        <w:ind w:firstLine="0"/>
+        <w:jc w:val="left"/>
+      </w:pPr>
+      <w:r>
+        <w:t>[6] Amazon Web Services, "¿Qué es Amazon VPC?" https://docs.aws.amazon.com/es_es/vpc/latest/userguide/what-is-amazon-vpc.html (último acceso 26/10/2026).</w:t>
+      </w:r>
+    </w:p>
+    <w:p>
+      <w:pPr>
+        <w:pStyle w:val="Cuerpodetexto"/>
+        <w:ind w:firstLine="0"/>
+        <w:jc w:val="left"/>
+      </w:pPr>
+      <w:r>
+        <w:t>[7] Oracle Cloud Infrastructure, "Redes virtuales en la nube (VCN)." https://www.oracle.com/es/cloud/networking/virtual-cloud-network/ (último acceso 26/10/2026).</w:t>
+      </w:r>
+    </w:p>
+    <w:p>
+      <w:pPr>
+        <w:pStyle w:val="Cuerpodetexto"/>
+        <w:ind w:firstLine="0"/>
+        <w:jc w:val="left"/>
+      </w:pPr>
+      <w:r>
+        <w:t>[8] Amazon Web Services, "AWS Pricing Calculator." https://calculator.aws/ (último acceso 26/10/2026).</w:t>
+      </w:r>
+    </w:p>
+    <w:p>
+      <w:pPr>
+        <w:pStyle w:val="Cuerpodetexto"/>
+        <w:ind w:firstLine="0"/>
+        <w:jc w:val="left"/>
+      </w:pPr>
+      <w:r>
+        <w:t>[9] JGraph, "draw.io (diagrams.net)." https://app.diagrams.net/ (último acceso 26/10/2026).</w:t>
       </w:r>
     </w:p>
     <w:sectPr>
